--- a/4. RESULTADOS/Descriptivos/tabla_top10_sectores.docx
+++ b/4. RESULTADOS/Descriptivos/tabla_top10_sectores.docx
@@ -25,7 +25,7 @@
         <w:ind w:left="60" w:right="60" w:firstLine="0" w:firstLineChars="0"/>
       </w:pPr>
       <w:r>
-        <w:t xml:space="preserve">10 sectores (CIIU4) más frecuentes</w:t>
+        <w:t xml:space="preserve">10 sectores (CIIU4, corte 2022) con más firmas</w:t>
       </w:r>
     </w:p>
     <w:tbl xmlns:a="http://schemas.openxmlformats.org/drawingml/2006/main" xmlns:pic="http://schemas.openxmlformats.org/drawingml/2006/picture">
@@ -35,8 +35,8 @@
         <w:tblLook w:firstRow="1" w:lastRow="0" w:firstColumn="0" w:lastColumn="0" w:noHBand="0" w:noVBand="1"/>
       </w:tblPr>
       <w:tblGrid>
-        <w:gridCol w:w="973"/>
-        <w:gridCol w:w="1683"/>
+        <w:gridCol w:w="1585"/>
+        <w:gridCol w:w="1254"/>
       </w:tblGrid>
       <w:tr>
         <w:trPr>
@@ -94,7 +94,7 @@
                 <w:szCs w:val="22"/>
                 <w:color w:val="000000"/>
               </w:rPr>
-              <w:t xml:space="preserve">CIIU4</w:t>
+              <w:t xml:space="preserve">CIIU4_2022</w:t>
             </w:r>
           </w:p>
         </w:tc>
@@ -149,7 +149,7 @@
                 <w:szCs w:val="22"/>
                 <w:color w:val="000000"/>
               </w:rPr>
-              <w:t xml:space="preserve">n_firma_anio</w:t>
+              <w:t xml:space="preserve">n_firmas</w:t>
             </w:r>
           </w:p>
         </w:tc>
@@ -264,7 +264,7 @@
                 <w:szCs w:val="22"/>
                 <w:color w:val="000000"/>
               </w:rPr>
-              <w:t xml:space="preserve">6,361</w:t>
+              <w:t xml:space="preserve">614</w:t>
             </w:r>
           </w:p>
         </w:tc>
@@ -379,7 +379,7 @@
                 <w:szCs w:val="22"/>
                 <w:color w:val="000000"/>
               </w:rPr>
-              <w:t xml:space="preserve">4,206</w:t>
+              <w:t xml:space="preserve">463</w:t>
             </w:r>
           </w:p>
         </w:tc>
@@ -494,7 +494,7 @@
                 <w:szCs w:val="22"/>
                 <w:color w:val="000000"/>
               </w:rPr>
-              <w:t xml:space="preserve">3,497</w:t>
+              <w:t xml:space="preserve">354</w:t>
             </w:r>
           </w:p>
         </w:tc>
@@ -609,7 +609,7 @@
                 <w:szCs w:val="22"/>
                 <w:color w:val="000000"/>
               </w:rPr>
-              <w:t xml:space="preserve">3,451</w:t>
+              <w:t xml:space="preserve">340</w:t>
             </w:r>
           </w:p>
         </w:tc>
@@ -724,7 +724,7 @@
                 <w:szCs w:val="22"/>
                 <w:color w:val="000000"/>
               </w:rPr>
-              <w:t xml:space="preserve">3,130</w:t>
+              <w:t xml:space="preserve">297</w:t>
             </w:r>
           </w:p>
         </w:tc>
@@ -839,7 +839,7 @@
                 <w:szCs w:val="22"/>
                 <w:color w:val="000000"/>
               </w:rPr>
-              <w:t xml:space="preserve">2,407</w:t>
+              <w:t xml:space="preserve">225</w:t>
             </w:r>
           </w:p>
         </w:tc>
@@ -899,7 +899,7 @@
                 <w:szCs w:val="22"/>
                 <w:color w:val="000000"/>
               </w:rPr>
-              <w:t xml:space="preserve">2599</w:t>
+              <w:t xml:space="preserve">1089</w:t>
             </w:r>
           </w:p>
         </w:tc>
@@ -954,7 +954,7 @@
                 <w:szCs w:val="22"/>
                 <w:color w:val="000000"/>
               </w:rPr>
-              <w:t xml:space="preserve">2,196</w:t>
+              <w:t xml:space="preserve">224</w:t>
             </w:r>
           </w:p>
         </w:tc>
@@ -1014,7 +1014,7 @@
                 <w:szCs w:val="22"/>
                 <w:color w:val="000000"/>
               </w:rPr>
-              <w:t xml:space="preserve">1089</w:t>
+              <w:t xml:space="preserve">2599</w:t>
             </w:r>
           </w:p>
         </w:tc>
@@ -1069,7 +1069,7 @@
                 <w:szCs w:val="22"/>
                 <w:color w:val="000000"/>
               </w:rPr>
-              <w:t xml:space="preserve">2,017</w:t>
+              <w:t xml:space="preserve">218</w:t>
             </w:r>
           </w:p>
         </w:tc>
@@ -1184,7 +1184,7 @@
                 <w:szCs w:val="22"/>
                 <w:color w:val="000000"/>
               </w:rPr>
-              <w:t xml:space="preserve">1,530</w:t>
+              <w:t xml:space="preserve">160</w:t>
             </w:r>
           </w:p>
         </w:tc>
@@ -1244,7 +1244,7 @@
                 <w:szCs w:val="22"/>
                 <w:color w:val="000000"/>
               </w:rPr>
-              <w:t xml:space="preserve">2511</w:t>
+              <w:t xml:space="preserve">2023</w:t>
             </w:r>
           </w:p>
         </w:tc>
@@ -1299,7 +1299,7 @@
                 <w:szCs w:val="22"/>
                 <w:color w:val="000000"/>
               </w:rPr>
-              <w:t xml:space="preserve">1,474</w:t>
+              <w:t xml:space="preserve">153</w:t>
             </w:r>
           </w:p>
         </w:tc>
